--- a/Team Work Logs Example and Template-2.docx
+++ b/Team Work Logs Example and Template-2.docx
@@ -1,6 +1,6 @@
 
 <file path=word/document.xml><?xml version="1.0" encoding="utf-8"?>
-<w:document xmlns:wpc="http://schemas.microsoft.com/office/word/2010/wordprocessingCanvas" xmlns:cx="http://schemas.microsoft.com/office/drawing/2014/chartex" xmlns:cx1="http://schemas.microsoft.com/office/drawing/2015/9/8/chartex" xmlns:cx2="http://schemas.microsoft.com/office/drawing/2015/10/21/chartex" xmlns:cx3="http://schemas.microsoft.com/office/drawing/2016/5/9/chartex" xmlns:cx4="http://schemas.microsoft.com/office/drawing/2016/5/10/chartex" xmlns:cx5="http://schemas.microsoft.com/office/drawing/2016/5/11/chartex" xmlns:cx6="http://schemas.microsoft.com/office/drawing/2016/5/12/chartex" xmlns:cx7="http://schemas.microsoft.com/office/drawing/2016/5/13/chartex" xmlns:cx8="http://schemas.microsoft.com/office/drawing/2016/5/14/chartex" xmlns:mc="http://schemas.openxmlformats.org/markup-compatibility/2006" xmlns:aink="http://schemas.microsoft.com/office/drawing/2016/ink" xmlns:am3d="http://schemas.microsoft.com/office/drawing/2017/model3d" xmlns:o="urn:schemas-microsoft-com:office:office" xmlns:oel="http://schemas.microsoft.com/office/2019/extlst" xmlns:r="http://schemas.openxmlformats.org/officeDocument/2006/relationships" xmlns:m="http://schemas.openxmlformats.org/officeDocument/2006/math" xmlns:v="urn:schemas-microsoft-com:vml" xmlns:wp14="http://schemas.microsoft.com/office/word/2010/wordprocessingDrawing" xmlns:wp="http://schemas.openxmlformats.org/drawingml/2006/wordprocessingDrawing" xmlns:w10="urn:schemas-microsoft-com:office:word" xmlns:w="http://schemas.openxmlformats.org/wordprocessingml/2006/main" xmlns:w14="http://schemas.microsoft.com/office/word/2010/wordml" xmlns:w15="http://schemas.microsoft.com/office/word/2012/wordml" xmlns:w16cei="http://schemas.microsoft.com/office/word/2026/wordml/cei" xmlns:w16cex="http://schemas.microsoft.com/office/word/2018/wordml/cex" xmlns:w16cid="http://schemas.microsoft.com/office/word/2016/wordml/cid" xmlns:w16="http://schemas.microsoft.com/office/word/2018/wordml" xmlns:w16du="http://schemas.microsoft.com/office/word/2023/wordml/word16du" xmlns:w16sdtdh="http://schemas.microsoft.com/office/word/2020/wordml/sdtdatahash" xmlns:w16sdtfl="http://schemas.microsoft.com/office/word/2024/wordml/sdtformatlock" xmlns:w16se="http://schemas.microsoft.com/office/word/2015/wordml/symex" xmlns:wpg="http://schemas.microsoft.com/office/word/2010/wordprocessingGroup" xmlns:wpi="http://schemas.microsoft.com/office/word/2010/wordprocessingInk" xmlns:wne="http://schemas.microsoft.com/office/word/2006/wordml" xmlns:wps="http://schemas.microsoft.com/office/word/2010/wordprocessingShape" mc:Ignorable="w14 w15 w16se w16cid w16 w16cex w16sdtdh w16sdtfl w16du wp14">
+<w:document xmlns:wpc="http://schemas.microsoft.com/office/word/2010/wordprocessingCanvas" xmlns:cx="http://schemas.microsoft.com/office/drawing/2014/chartex" xmlns:cx1="http://schemas.microsoft.com/office/drawing/2015/9/8/chartex" xmlns:cx2="http://schemas.microsoft.com/office/drawing/2015/10/21/chartex" xmlns:cx3="http://schemas.microsoft.com/office/drawing/2016/5/9/chartex" xmlns:cx4="http://schemas.microsoft.com/office/drawing/2016/5/10/chartex" xmlns:cx5="http://schemas.microsoft.com/office/drawing/2016/5/11/chartex" xmlns:cx6="http://schemas.microsoft.com/office/drawing/2016/5/12/chartex" xmlns:cx7="http://schemas.microsoft.com/office/drawing/2016/5/13/chartex" xmlns:cx8="http://schemas.microsoft.com/office/drawing/2016/5/14/chartex" xmlns:mc="http://schemas.openxmlformats.org/markup-compatibility/2006" xmlns:m="http://schemas.openxmlformats.org/officeDocument/2006/math" xmlns:aink="http://schemas.microsoft.com/office/drawing/2016/ink" xmlns:am3d="http://schemas.microsoft.com/office/drawing/2017/model3d" xmlns:oel="http://schemas.microsoft.com/office/2019/extlst" xmlns:r="http://schemas.openxmlformats.org/officeDocument/2006/relationships" xmlns:wp14="http://schemas.microsoft.com/office/word/2010/wordprocessingDrawing" xmlns:wp="http://schemas.openxmlformats.org/drawingml/2006/wordprocessingDrawing" xmlns:wpg="http://schemas.microsoft.com/office/word/2010/wordprocessingGroup" xmlns:wpi="http://schemas.microsoft.com/office/word/2010/wordprocessingInk" xmlns:wps="http://schemas.microsoft.com/office/word/2010/wordprocessingShape" xmlns:o="urn:schemas-microsoft-com:office:office" xmlns:v="urn:schemas-microsoft-com:vml" xmlns:w10="urn:schemas-microsoft-com:office:word" xmlns:w="http://schemas.openxmlformats.org/wordprocessingml/2006/main" xmlns:w14="http://schemas.microsoft.com/office/word/2010/wordml" xmlns:w15="http://schemas.microsoft.com/office/word/2012/wordml" xmlns:w16cex="http://schemas.microsoft.com/office/word/2018/wordml/cex" xmlns:w16cid="http://schemas.microsoft.com/office/word/2016/wordml/cid" xmlns:w16="http://schemas.microsoft.com/office/word/2018/wordml" xmlns:w16sdtdh="http://schemas.microsoft.com/office/word/2020/wordml/sdtdatahash" xmlns:w16sdtfl="http://schemas.microsoft.com/office/word/2024/wordml/sdtformatlock" xmlns:w16se="http://schemas.microsoft.com/office/word/2015/wordml/symex" xmlns:w16du="http://schemas.microsoft.com/office/word/2023/wordml/word16du" xmlns:wne="http://schemas.microsoft.com/office/word/2006/wordml" mc:Ignorable="w14 w15 w16se w16cid w16 w16cex w16sdtdh w16sdtfl w16du wp14">
   <w:body>
     <w:p>
       <w:pPr>
@@ -88,7 +88,7 @@
         <w:t xml:space="preserve"> </w:t>
       </w:r>
       <w:r>
-        <w:t>Student 1</w:t>
+        <w:t>Sagar</w:t>
       </w:r>
       <w:r>
         <w:t xml:space="preserve"> </w:t>
@@ -103,7 +103,10 @@
         <w:t xml:space="preserve">), </w:t>
       </w:r>
       <w:r>
-        <w:t xml:space="preserve">Student 2 </w:t>
+        <w:t>Charlie</w:t>
+      </w:r>
+      <w:r>
+        <w:t xml:space="preserve"> </w:t>
       </w:r>
       <w:r>
         <w:t>(</w:t>
@@ -115,7 +118,13 @@
         <w:t>)</w:t>
       </w:r>
       <w:r>
-        <w:t xml:space="preserve">, Student 3 </w:t>
+        <w:t xml:space="preserve">, </w:t>
+      </w:r>
+      <w:r>
+        <w:t>Yunus</w:t>
+      </w:r>
+      <w:r>
+        <w:t xml:space="preserve"> </w:t>
       </w:r>
       <w:r>
         <w:t>(</w:t>
@@ -127,7 +136,13 @@
         <w:t>)</w:t>
       </w:r>
       <w:r>
-        <w:t xml:space="preserve">, Student 4 </w:t>
+        <w:t xml:space="preserve">, </w:t>
+      </w:r>
+      <w:r>
+        <w:t>Nikhil</w:t>
+      </w:r>
+      <w:r>
+        <w:t xml:space="preserve"> </w:t>
       </w:r>
       <w:r>
         <w:t>(</w:t>
@@ -217,19 +232,7 @@
               <w:rPr>
                 <w:b/>
               </w:rPr>
-              <w:t xml:space="preserve">Week </w:t>
-            </w:r>
-            <w:r>
-              <w:rPr>
-                <w:b/>
-              </w:rPr>
-              <w:t>1-2</w:t>
-            </w:r>
-            <w:r>
-              <w:rPr>
-                <w:b/>
-              </w:rPr>
-              <w:t>:</w:t>
+              <w:t>Week 1-2:</w:t>
             </w:r>
           </w:p>
         </w:tc>
@@ -407,10 +410,7 @@
               <w:t xml:space="preserve">S1 Individual Work Log: </w:t>
             </w:r>
             <w:r>
-              <w:t xml:space="preserve">Hours worked on project this week = </w:t>
-            </w:r>
-            <w:r>
-              <w:t>2</w:t>
+              <w:t>Hours worked on project this week = 2</w:t>
             </w:r>
           </w:p>
         </w:tc>
@@ -485,10 +485,7 @@
               <w:t xml:space="preserve">S2 Individual Work Log: </w:t>
             </w:r>
             <w:r>
-              <w:t xml:space="preserve">Hours worked on project this week = </w:t>
-            </w:r>
-            <w:r>
-              <w:t>2</w:t>
+              <w:t>Hours worked on project this week = 2</w:t>
             </w:r>
           </w:p>
         </w:tc>
@@ -554,10 +551,7 @@
               <w:t xml:space="preserve">S3 Individual Work Log: </w:t>
             </w:r>
             <w:r>
-              <w:t xml:space="preserve">Hours worked on project this week = </w:t>
-            </w:r>
-            <w:r>
-              <w:t>2</w:t>
+              <w:t>Hours worked on project this week = 2</w:t>
             </w:r>
           </w:p>
         </w:tc>
@@ -623,10 +617,7 @@
               <w:t xml:space="preserve">S4 Individual Work Log: </w:t>
             </w:r>
             <w:r>
-              <w:t xml:space="preserve">Hours worked on project this week = </w:t>
-            </w:r>
-            <w:r>
-              <w:t>2</w:t>
+              <w:t>Hours worked on project this week = 2</w:t>
             </w:r>
           </w:p>
         </w:tc>
@@ -993,19 +984,7 @@
               </w:numPr>
             </w:pPr>
             <w:r>
-              <w:t xml:space="preserve">Discussed and finished project management plan from questions </w:t>
-            </w:r>
-            <w:r>
-              <w:t>5</w:t>
-            </w:r>
-            <w:r>
-              <w:t xml:space="preserve"> to </w:t>
-            </w:r>
-            <w:r>
-              <w:t>8</w:t>
-            </w:r>
-            <w:r>
-              <w:t>.</w:t>
+              <w:t>Discussed and finished project management plan from questions 5 to 8.</w:t>
             </w:r>
           </w:p>
         </w:tc>
@@ -1092,19 +1071,7 @@
               </w:numPr>
             </w:pPr>
             <w:r>
-              <w:t>Discussed and finished project management plan from questions 1</w:t>
-            </w:r>
-            <w:r>
-              <w:t>3</w:t>
-            </w:r>
-            <w:r>
-              <w:t xml:space="preserve"> to </w:t>
-            </w:r>
-            <w:r>
-              <w:t>16</w:t>
-            </w:r>
-            <w:r>
-              <w:t>.</w:t>
+              <w:t>Discussed and finished project management plan from questions 13 to 16.</w:t>
             </w:r>
           </w:p>
         </w:tc>
@@ -1227,7 +1194,15 @@
               </w:numPr>
             </w:pPr>
             <w:r>
-              <w:t>Developed a shared Rmarkdown template to document work</w:t>
+              <w:t xml:space="preserve">Developed a shared </w:t>
+            </w:r>
+            <w:proofErr w:type="spellStart"/>
+            <w:r>
+              <w:t>Rmarkdown</w:t>
+            </w:r>
+            <w:proofErr w:type="spellEnd"/>
+            <w:r>
+              <w:t xml:space="preserve"> template to document work</w:t>
             </w:r>
           </w:p>
           <w:p>
@@ -1254,19 +1229,7 @@
               </w:numPr>
             </w:pPr>
             <w:r>
-              <w:t xml:space="preserve">Discussed and finished project management plan from questions </w:t>
-            </w:r>
-            <w:r>
-              <w:t>9</w:t>
-            </w:r>
-            <w:r>
-              <w:t xml:space="preserve"> to </w:t>
-            </w:r>
-            <w:r>
-              <w:t>12</w:t>
-            </w:r>
-            <w:r>
-              <w:t>.</w:t>
+              <w:t>Discussed and finished project management plan from questions 9 to 12.</w:t>
             </w:r>
           </w:p>
         </w:tc>
@@ -1284,7 +1247,7 @@
 </file>
 
 <file path=word/numbering.xml><?xml version="1.0" encoding="utf-8"?>
-<w:numbering xmlns:wpc="http://schemas.microsoft.com/office/word/2010/wordprocessingCanvas" xmlns:cx="http://schemas.microsoft.com/office/drawing/2014/chartex" xmlns:cx1="http://schemas.microsoft.com/office/drawing/2015/9/8/chartex" xmlns:cx2="http://schemas.microsoft.com/office/drawing/2015/10/21/chartex" xmlns:cx3="http://schemas.microsoft.com/office/drawing/2016/5/9/chartex" xmlns:cx4="http://schemas.microsoft.com/office/drawing/2016/5/10/chartex" xmlns:cx5="http://schemas.microsoft.com/office/drawing/2016/5/11/chartex" xmlns:cx6="http://schemas.microsoft.com/office/drawing/2016/5/12/chartex" xmlns:cx7="http://schemas.microsoft.com/office/drawing/2016/5/13/chartex" xmlns:cx8="http://schemas.microsoft.com/office/drawing/2016/5/14/chartex" xmlns:mc="http://schemas.openxmlformats.org/markup-compatibility/2006" xmlns:aink="http://schemas.microsoft.com/office/drawing/2016/ink" xmlns:am3d="http://schemas.microsoft.com/office/drawing/2017/model3d" xmlns:o="urn:schemas-microsoft-com:office:office" xmlns:oel="http://schemas.microsoft.com/office/2019/extlst" xmlns:r="http://schemas.openxmlformats.org/officeDocument/2006/relationships" xmlns:m="http://schemas.openxmlformats.org/officeDocument/2006/math" xmlns:v="urn:schemas-microsoft-com:vml" xmlns:wp14="http://schemas.microsoft.com/office/word/2010/wordprocessingDrawing" xmlns:wp="http://schemas.openxmlformats.org/drawingml/2006/wordprocessingDrawing" xmlns:w10="urn:schemas-microsoft-com:office:word" xmlns:w="http://schemas.openxmlformats.org/wordprocessingml/2006/main" xmlns:w14="http://schemas.microsoft.com/office/word/2010/wordml" xmlns:w15="http://schemas.microsoft.com/office/word/2012/wordml" xmlns:w16cei="http://schemas.microsoft.com/office/word/2026/wordml/cei" xmlns:w16cex="http://schemas.microsoft.com/office/word/2018/wordml/cex" xmlns:w16cid="http://schemas.microsoft.com/office/word/2016/wordml/cid" xmlns:w16="http://schemas.microsoft.com/office/word/2018/wordml" xmlns:w16du="http://schemas.microsoft.com/office/word/2023/wordml/word16du" xmlns:w16sdtdh="http://schemas.microsoft.com/office/word/2020/wordml/sdtdatahash" xmlns:w16sdtfl="http://schemas.microsoft.com/office/word/2024/wordml/sdtformatlock" xmlns:w16se="http://schemas.microsoft.com/office/word/2015/wordml/symex" xmlns:wpg="http://schemas.microsoft.com/office/word/2010/wordprocessingGroup" xmlns:wpi="http://schemas.microsoft.com/office/word/2010/wordprocessingInk" xmlns:wne="http://schemas.microsoft.com/office/word/2006/wordml" xmlns:wps="http://schemas.microsoft.com/office/word/2010/wordprocessingShape" mc:Ignorable="w14 w15 w16se w16cid w16 w16cex w16sdtdh w16sdtfl w16du wp14">
+<w:numbering xmlns:wpc="http://schemas.microsoft.com/office/word/2010/wordprocessingCanvas" xmlns:cx="http://schemas.microsoft.com/office/drawing/2014/chartex" xmlns:cx1="http://schemas.microsoft.com/office/drawing/2015/9/8/chartex" xmlns:cx2="http://schemas.microsoft.com/office/drawing/2015/10/21/chartex" xmlns:cx3="http://schemas.microsoft.com/office/drawing/2016/5/9/chartex" xmlns:cx4="http://schemas.microsoft.com/office/drawing/2016/5/10/chartex" xmlns:cx5="http://schemas.microsoft.com/office/drawing/2016/5/11/chartex" xmlns:cx6="http://schemas.microsoft.com/office/drawing/2016/5/12/chartex" xmlns:cx7="http://schemas.microsoft.com/office/drawing/2016/5/13/chartex" xmlns:cx8="http://schemas.microsoft.com/office/drawing/2016/5/14/chartex" xmlns:mc="http://schemas.openxmlformats.org/markup-compatibility/2006" xmlns:m="http://schemas.openxmlformats.org/officeDocument/2006/math" xmlns:aink="http://schemas.microsoft.com/office/drawing/2016/ink" xmlns:am3d="http://schemas.microsoft.com/office/drawing/2017/model3d" xmlns:oel="http://schemas.microsoft.com/office/2019/extlst" xmlns:r="http://schemas.openxmlformats.org/officeDocument/2006/relationships" xmlns:wp14="http://schemas.microsoft.com/office/word/2010/wordprocessingDrawing" xmlns:wp="http://schemas.openxmlformats.org/drawingml/2006/wordprocessingDrawing" xmlns:wpg="http://schemas.microsoft.com/office/word/2010/wordprocessingGroup" xmlns:wpi="http://schemas.microsoft.com/office/word/2010/wordprocessingInk" xmlns:wps="http://schemas.microsoft.com/office/word/2010/wordprocessingShape" xmlns:o="urn:schemas-microsoft-com:office:office" xmlns:v="urn:schemas-microsoft-com:vml" xmlns:w10="urn:schemas-microsoft-com:office:word" xmlns:w="http://schemas.openxmlformats.org/wordprocessingml/2006/main" xmlns:w14="http://schemas.microsoft.com/office/word/2010/wordml" xmlns:w15="http://schemas.microsoft.com/office/word/2012/wordml" xmlns:w16cex="http://schemas.microsoft.com/office/word/2018/wordml/cex" xmlns:w16cid="http://schemas.microsoft.com/office/word/2016/wordml/cid" xmlns:w16="http://schemas.microsoft.com/office/word/2018/wordml" xmlns:w16sdtdh="http://schemas.microsoft.com/office/word/2020/wordml/sdtdatahash" xmlns:w16sdtfl="http://schemas.microsoft.com/office/word/2024/wordml/sdtformatlock" xmlns:w16se="http://schemas.microsoft.com/office/word/2015/wordml/symex" xmlns:w16du="http://schemas.microsoft.com/office/word/2023/wordml/word16du" xmlns:wne="http://schemas.microsoft.com/office/word/2006/wordml" mc:Ignorable="w14 w15 w16se w16cid w16 w16cex w16sdtdh w16sdtfl w16du wp14">
   <w:abstractNum w:abstractNumId="0" w15:restartNumberingAfterBreak="0">
     <w:nsid w:val="741103F8"/>
     <w:multiLevelType w:val="hybridMultilevel"/>
@@ -1405,7 +1368,7 @@
 </file>
 
 <file path=word/styles.xml><?xml version="1.0" encoding="utf-8"?>
-<w:styles xmlns:mc="http://schemas.openxmlformats.org/markup-compatibility/2006" xmlns:r="http://schemas.openxmlformats.org/officeDocument/2006/relationships" xmlns:w="http://schemas.openxmlformats.org/wordprocessingml/2006/main" xmlns:w14="http://schemas.microsoft.com/office/word/2010/wordml" xmlns:w15="http://schemas.microsoft.com/office/word/2012/wordml" xmlns:w16cex="http://schemas.microsoft.com/office/word/2018/wordml/cex" xmlns:w16cid="http://schemas.microsoft.com/office/word/2016/wordml/cid" xmlns:w16="http://schemas.microsoft.com/office/word/2018/wordml" xmlns:w16du="http://schemas.microsoft.com/office/word/2023/wordml/word16du" xmlns:w16sdtdh="http://schemas.microsoft.com/office/word/2020/wordml/sdtdatahash" xmlns:w16sdtfl="http://schemas.microsoft.com/office/word/2024/wordml/sdtformatlock" xmlns:w16se="http://schemas.microsoft.com/office/word/2015/wordml/symex" mc:Ignorable="w14 w15 w16se w16cid w16 w16cex w16sdtdh w16sdtfl w16du">
+<w:styles xmlns:mc="http://schemas.openxmlformats.org/markup-compatibility/2006" xmlns:r="http://schemas.openxmlformats.org/officeDocument/2006/relationships" xmlns:w="http://schemas.openxmlformats.org/wordprocessingml/2006/main" xmlns:w14="http://schemas.microsoft.com/office/word/2010/wordml" xmlns:w15="http://schemas.microsoft.com/office/word/2012/wordml" xmlns:w16cex="http://schemas.microsoft.com/office/word/2018/wordml/cex" xmlns:w16cid="http://schemas.microsoft.com/office/word/2016/wordml/cid" xmlns:w16="http://schemas.microsoft.com/office/word/2018/wordml" xmlns:w16sdtdh="http://schemas.microsoft.com/office/word/2020/wordml/sdtdatahash" xmlns:w16sdtfl="http://schemas.microsoft.com/office/word/2024/wordml/sdtformatlock" xmlns:w16se="http://schemas.microsoft.com/office/word/2015/wordml/symex" xmlns:w16du="http://schemas.microsoft.com/office/word/2023/wordml/word16du" mc:Ignorable="w14 w15 w16se w16cid w16 w16cex w16sdtdh w16sdtfl w16du">
   <w:docDefaults>
     <w:rPrDefault>
       <w:rPr>
